--- a/8.2.1.2-arithmetic/web-sabak/ksp-8.2.1.2-ru.docx
+++ b/8.2.1.2-arithmetic/web-sabak/ksp-8.2.1.2-ru.docx
@@ -1386,7 +1386,7 @@
                 <w:sz w:val="22"/>
                 <w:szCs w:val="22"/>
               </w:rPr>
-              <w:t xml:space="preserve">Просит открыть файл qosu-azaytu-8.2.1.2.html: выбрать класс и себя из списка → полный экран → теория → задания. Напоминает правила: во время работы к теории вернуться нельзя, выход из полноэкранного режима — нарушение (2 предупреждения, на 3-м работа завершается).</w:t>
+              <w:t xml:space="preserve">Просит открыть файл qosu-azaytu-8.2.1.2.html: выбрать класс и себя из списка → полный экран → теория → задания. Напоминает правила: во время работы теорию можно открыть кнопкой «📖 Теория», выход из полноэкранного режима — нарушение (2 предупреждения, на 3-м работа завершается).</w:t>
             </w:r>
           </w:p>
         </w:tc>
@@ -1526,7 +1526,7 @@
                 <w:sz w:val="22"/>
                 <w:szCs w:val="22"/>
               </w:rPr>
-              <w:t xml:space="preserve">Наблюдает за работой. В веб-ресурсе: краткое чтение теории (≈3 мин), затем 10 заданий (в каждом 4 примера × 0,25 балла, столбиком — каждая цифра в своей клетке) и ★ дополнительное задание (6 баллов). Если не хватает компьютеров — </w:t>
+              <w:t xml:space="preserve">Наблюдает за работой. В веб-ресурсе: краткое чтение теории (≈3 мин), затем 10 заданий (в каждом 2 примера × 0,5 балла, столбиком — каждая цифра в своей клетке) и ★ дополнительное задание (6 баллов). Если не хватает компьютеров — </w:t>
             </w:r>
             <w:r>
               <w:rPr>
